--- a/report_group_04.docx
+++ b/report_group_04.docx
@@ -1266,10 +1266,18 @@
           <w:lang w:val="vi-VN"/>
         </w:rPr>
       </w:pPr>
-      <w:r>
+    </w:p>
+    <w:p>
+      <w:pPr>
         <w:rPr>
           <w:lang w:val="vi-VN"/>
         </w:rPr>
+      </w:pPr>
+      <w:r>
+        <w:rPr>
+          <w:lang w:val="vi-VN"/>
+        </w:rPr>
+        <w:lastRenderedPageBreak/>
         <w:t>Lý thuyết</w:t>
       </w:r>
     </w:p>
@@ -1294,7 +1302,6 @@
               </w:rPr>
             </w:pPr>
             <w:r>
-              <w:lastRenderedPageBreak/>
               <w:t>Explainable AI (XAI)</w:t>
             </w:r>
           </w:p>
@@ -2692,6 +2699,7 @@
   <w:style w:type="character" w:default="1" w:styleId="DefaultParagraphFont">
     <w:name w:val="Default Paragraph Font"/>
     <w:uiPriority w:val="1"/>
+    <w:semiHidden/>
     <w:unhideWhenUsed/>
   </w:style>
   <w:style w:type="table" w:default="1" w:styleId="TableNormal">
